--- a/content-src/docx/R TLS 2002 02 05 Censorship.docx
+++ b/content-src/docx/R TLS 2002 02 05 Censorship.docx
@@ -41,44 +41,8 @@
       </w:r>
     </w:p>
     <w:p>
-      <w:pPr>
-        <w:spacing w:before="240" w:after="240"/>
-      </w:pPr>
-      <w:r>
-        <w:t>&lt;details&gt;</w:t>
-      </w:r>
-      <w:r>
-        <w:rPr>
-          <w:i/>
-          <w:iCs/>
-        </w:rPr>
-        <w:t>Derek Jones, editor</w:t>
-      </w:r>
-      <w:r>
-        <w:t xml:space="preserve"> </w:t>
-      </w:r>
-      <w:r>
-        <w:rPr>
-          <w:b/>
-          <w:bCs/>
-        </w:rPr>
-        <w:t>CENSORSHIP</w:t>
-      </w:r>
-      <w:r>
-        <w:t xml:space="preserve"> </w:t>
-      </w:r>
-      <w:r>
-        <w:rPr>
-          <w:i/>
-          <w:iCs/>
-        </w:rPr>
-        <w:t>A world encyclopedia</w:t>
-      </w:r>
-      <w:r>
-        <w:t xml:space="preserve"> Four volumes, 2,891 pp. Fitzroy Dearborn. £265. 1 57958 135 8</w:t>
-      </w:r>
-      <w:r>
-        <w:t>&lt;/details&gt;</w:t>
+      <w:r>
+        <w:t xml:space="preserve">&lt;details&gt;Derek Jones, editor CENSORSHIP A world encyclopedia Four volumes, 2,891 pp. Fitzroy Dearborn. £265.&lt;/details&gt;</w:t>
       </w:r>
     </w:p>
     <w:p>

--- a/content-src/docx/R TLS 2002 02 05 Censorship.docx
+++ b/content-src/docx/R TLS 2002 02 05 Censorship.docx
@@ -43,6 +43,11 @@
     <w:p>
       <w:r>
         <w:t xml:space="preserve">&lt;details&gt;Derek Jones, editor CENSORSHIP A world encyclopedia Four volumes, 2,891 pp. Fitzroy Dearborn. £265.&lt;/details&gt;</w:t>
+      </w:r>
+    </w:p>
+    <w:p>
+      <w:r>
+        <w:t>&lt;category&gt;censorship&lt;/category&gt;</w:t>
       </w:r>
     </w:p>
     <w:p>

--- a/content-src/docx/R TLS 2002 02 05 Censorship.docx
+++ b/content-src/docx/R TLS 2002 02 05 Censorship.docx
@@ -153,7 +153,7 @@
       </w:r>
       <w:proofErr w:type="spellEnd"/>
       <w:r>
-        <w:t xml:space="preserve"> that a great many so-called liberals ... will defend to the death your right to agree with them.”</w:t>
+        <w:t xml:space="preserve"> that a great many so-called liberals… will defend to the death your right to agree with them.”</w:t>
       </w:r>
     </w:p>
     <w:p>
@@ -264,7 +264,7 @@
       </w:r>
       <w:proofErr w:type="spellEnd"/>
       <w:r>
-        <w:t xml:space="preserve"> poets] was more effective than many previous ones. Texts with similar names are only mentioned again in the Qing dynasty ... and it is not known how closely they resemble the original.”</w:t>
+        <w:t xml:space="preserve"> poets] was more effective than many previous ones. Texts with similar names are only mentioned again in the Qing dynasty… and it is not known how closely they resemble the original.”</w:t>
       </w:r>
     </w:p>
     <w:p>
